--- a/backend/data/corpus/DOC-20241209-165.docx
+++ b/backend/data/corpus/DOC-20241209-165.docx
@@ -63,7 +63,7 @@
           <w:b/>
           <w:sz w:val="21"/>
         </w:rPr>
-        <w:t>Renata Cavanaugh, MD, Northbrook Neurology Institute, Albany, NY (RSM)</w:t>
+        <w:t>Katherine Ost, MD, Sonoran Neuroscience Institute, Tucson, AZ (RSM)</w:t>
       </w:r>
     </w:p>
     <w:p>
@@ -71,7 +71,7 @@
         <w:rPr>
           <w:sz w:val="21"/>
         </w:rPr>
-        <w:t>&gt; The practice lost two medical assistants and has not backfilled, so clinic throughput has stretched out.</w:t>
+        <w:t>&gt; A clipped meeting in the corridor, first one this quarter.</w:t>
       </w:r>
     </w:p>
     <w:p>
@@ -79,7 +79,7 @@
         <w:rPr>
           <w:sz w:val="21"/>
         </w:rPr>
-        <w:t>&gt; Spent some time on newly referred patients and how workup decisions get sequenced.</w:t>
+        <w:t>&gt; Noted that coverage paperwork varies by payer and that this is not specific to any one product.</w:t>
       </w:r>
     </w:p>
     <w:p>
@@ -87,7 +87,7 @@
         <w:rPr>
           <w:sz w:val="21"/>
         </w:rPr>
-        <w:t>&gt; The travel schedule this year came up, and little else.</w:t>
+        <w:t>&gt; The composition of the pediatric-to-adult transfers has shifted over the last year or two.</w:t>
       </w:r>
     </w:p>
     <w:p>
@@ -95,7 +95,15 @@
         <w:rPr>
           <w:sz w:val="21"/>
         </w:rPr>
-        <w:t>&gt; Titration habits came up in general terms; no specifics were discussed and none were offered.</w:t>
+        <w:t>&gt; Mostly small talk about the program and the venue.</w:t>
+      </w:r>
+    </w:p>
+    <w:p>
+      <w:r>
+        <w:rPr>
+          <w:sz w:val="21"/>
+        </w:rPr>
+        <w:t>&gt; Described how the refractory group is triaged now compared with before.</w:t>
       </w:r>
     </w:p>
     <w:p>
@@ -111,7 +119,7 @@
           <w:b/>
           <w:sz w:val="21"/>
         </w:rPr>
-        <w:t>Silvio Fitzgibbon, MD, Thornfield Regional Epilepsy Program, Wichita, KS (RSM)</w:t>
+        <w:t>Mateo Ivanetti, MD, Bayview Health Neurology, Burlington, VT (RSM)</w:t>
       </w:r>
     </w:p>
     <w:p>
@@ -119,7 +127,7 @@
         <w:rPr>
           <w:sz w:val="21"/>
         </w:rPr>
-        <w:t>&gt; An unhurried meeting in the back office, first one this quarter.</w:t>
+        <w:t>&gt; A fragmented conversation in the workroom, mostly logistics.</w:t>
       </w:r>
     </w:p>
     <w:p>
@@ -127,7 +135,167 @@
         <w:rPr>
           <w:sz w:val="21"/>
         </w:rPr>
-        <w:t>&gt; Asked whether I had seen a session summary from a colleague; I had not, and offered nothing in return.</w:t>
+        <w:t>&gt; The referral queue looks better than last year since the summer, which shapes how much time there is for anything else.</w:t>
+      </w:r>
+    </w:p>
+    <w:p>
+      <w:r>
+        <w:rPr>
+          <w:sz w:val="21"/>
+        </w:rPr>
+        <w:t>&gt; Compared notes on which sessions were worth the time.</w:t>
+      </w:r>
+    </w:p>
+    <w:p>
+      <w:r>
+        <w:rPr>
+          <w:sz w:val="21"/>
+        </w:rPr>
+        <w:t>&gt; Described how long-standing patients is triaged now compared with before.</w:t>
+      </w:r>
+    </w:p>
+    <w:p>
+      <w:r>
+        <w:rPr>
+          <w:sz w:val="21"/>
+        </w:rPr>
+      </w:r>
+    </w:p>
+    <w:p>
+      <w:r>
+        <w:rPr>
+          <w:b/>
+          <w:sz w:val="21"/>
+        </w:rPr>
+        <w:t>Ulrike Silverthorne, MD, Silver Creek Medical Group, Madison, WI (AR)</w:t>
+      </w:r>
+    </w:p>
+    <w:p>
+      <w:r>
+        <w:rPr>
+          <w:sz w:val="21"/>
+        </w:rPr>
+        <w:t>&gt; Asked about my travel schedule, since visits keep landing on the busiest clinic days.</w:t>
+      </w:r>
+    </w:p>
+    <w:p>
+      <w:r>
+        <w:rPr>
+          <w:sz w:val="21"/>
+        </w:rPr>
+        <w:t>&gt; The practice lost two medical assistants and has not backfilled, so the new-patient backlog looks better than last year.</w:t>
+      </w:r>
+    </w:p>
+    <w:p>
+      <w:r>
+        <w:rPr>
+          <w:sz w:val="21"/>
+        </w:rPr>
+        <w:t>&gt; Referral patterns into this clinic have changed, and the older half of the panel is a bigger share than it was.</w:t>
+      </w:r>
+    </w:p>
+    <w:p>
+      <w:r>
+        <w:rPr>
+          <w:sz w:val="21"/>
+        </w:rPr>
+        <w:t>&gt; Formulary questions is handled by one person here, which came up as a general frustration.</w:t>
+      </w:r>
+    </w:p>
+    <w:p>
+      <w:r>
+        <w:rPr>
+          <w:sz w:val="21"/>
+        </w:rPr>
+      </w:r>
+    </w:p>
+    <w:p>
+      <w:r>
+        <w:rPr>
+          <w:b/>
+          <w:sz w:val="21"/>
+        </w:rPr>
+        <w:t>Anouk Oyelaran, MD, Marbury Neurological Care Center, Des Moines, IA (RSM)</w:t>
+      </w:r>
+    </w:p>
+    <w:p>
+      <w:r>
+        <w:rPr>
+          <w:sz w:val="21"/>
+        </w:rPr>
+        <w:t>&gt; Stopped by in the reading room for a short conversation.</w:t>
+      </w:r>
+    </w:p>
+    <w:p>
+      <w:r>
+        <w:rPr>
+          <w:sz w:val="21"/>
+        </w:rPr>
+        <w:t>&gt; Most of the discussion was about the new charting templates, which changed again last month.</w:t>
+      </w:r>
+    </w:p>
+    <w:p>
+      <w:r>
+        <w:rPr>
+          <w:sz w:val="21"/>
+        </w:rPr>
+        <w:t>&gt; Referenced a guideline update discussed at journal club in passing.</w:t>
+      </w:r>
+    </w:p>
+    <w:p>
+      <w:r>
+        <w:rPr>
+          <w:sz w:val="21"/>
+        </w:rPr>
+        <w:t>&gt; The practice lost one of the nurse practitioners and has not backfilled, so the referral queue keeps slipping.</w:t>
+      </w:r>
+    </w:p>
+    <w:p>
+      <w:r>
+        <w:rPr>
+          <w:sz w:val="21"/>
+        </w:rPr>
+        <w:t>&gt; Spent some time on the pediatric-to-adult transfers and how workup decisions get sequenced.</w:t>
+      </w:r>
+    </w:p>
+    <w:p>
+      <w:r>
+        <w:rPr>
+          <w:sz w:val="21"/>
+        </w:rPr>
+      </w:r>
+    </w:p>
+    <w:p>
+      <w:r>
+        <w:rPr>
+          <w:b/>
+          <w:sz w:val="21"/>
+        </w:rPr>
+        <w:t>Gemma Steinmetz, MD, Vantage Park Regional Epilepsy Program, Chattanooga, TN (RSM)</w:t>
+      </w:r>
+    </w:p>
+    <w:p>
+      <w:r>
+        <w:rPr>
+          <w:sz w:val="21"/>
+        </w:rPr>
+        <w:t>&gt; Caught a brief window in the corridor between patients.</w:t>
+      </w:r>
+    </w:p>
+    <w:p>
+      <w:r>
+        <w:rPr>
+          <w:sz w:val="21"/>
+        </w:rPr>
+        <w:t>&gt; The referral queue looks better than last year since the summer, which shapes how much time there is for anything else.</w:t>
+      </w:r>
+    </w:p>
+    <w:p>
+      <w:r>
+        <w:rPr>
+          <w:sz w:val="21"/>
+        </w:rPr>
+        <w:t>&gt; Talked through the older half of the panel in general terms, without any specific case.</w:t>
       </w:r>
     </w:p>
     <w:p>
@@ -151,7 +319,7 @@
           <w:b/>
           <w:sz w:val="21"/>
         </w:rPr>
-        <w:t>Lukas Eastmond, MD, Thornfield Regional Epilepsy Program, Savannah, GA (RSM)</w:t>
+        <w:t>Harold Jessup, MD, Magnolia Grove Clinic, Jackson, MS (AR)</w:t>
       </w:r>
     </w:p>
     <w:p>
@@ -159,7 +327,7 @@
         <w:rPr>
           <w:sz w:val="21"/>
         </w:rPr>
-        <w:t>&gt; A brief visit in the corridor; the schedule was tight.</w:t>
+        <w:t>&gt; Agreed to reconnect at a call later this month; nothing that needed follow-up.</w:t>
       </w:r>
     </w:p>
     <w:p>
@@ -167,7 +335,7 @@
         <w:rPr>
           <w:sz w:val="21"/>
         </w:rPr>
-        <w:t>&gt; Onboarding the epilepsy fellow is the current preoccupation here.</w:t>
+        <w:t>&gt; The appeals process is handled by one person here, which came up as a general frustration.</w:t>
       </w:r>
     </w:p>
     <w:p>
@@ -175,7 +343,15 @@
         <w:rPr>
           <w:sz w:val="21"/>
         </w:rPr>
-        <w:t>&gt; Titration habits came up in general terms; no specifics were discussed and none were offered.</w:t>
+        <w:t>&gt; The travel schedule this year came up, and little else.</w:t>
+      </w:r>
+    </w:p>
+    <w:p>
+      <w:r>
+        <w:rPr>
+          <w:sz w:val="21"/>
+        </w:rPr>
+        <w:t>&gt; Asked about my travel schedule, since visits keep landing on the busiest clinic days.</w:t>
       </w:r>
     </w:p>
     <w:p>
@@ -191,7 +367,31 @@
           <w:b/>
           <w:sz w:val="21"/>
         </w:rPr>
-        <w:t>Arvind Wainwright, MD, Bayview Health Neurology, Jackson, MS (RSM)</w:t>
+        <w:t>Delphine Dunmore, MD, Windrow Neuroscience Center, Wichita, KS (AR)</w:t>
+      </w:r>
+    </w:p>
+    <w:p>
+      <w:r>
+        <w:rPr>
+          <w:sz w:val="21"/>
+        </w:rPr>
+        <w:t>&gt; The new-patient backlog is slowly recovering since the summer, which shapes how much time there is for anything else.</w:t>
+      </w:r>
+    </w:p>
+    <w:p>
+      <w:r>
+        <w:rPr>
+          <w:sz w:val="21"/>
+        </w:rPr>
+        <w:t>&gt; The composition of the pediatric-to-adult transfers has shifted over the last year or two.</w:t>
+      </w:r>
+    </w:p>
+    <w:p>
+      <w:r>
+        <w:rPr>
+          <w:sz w:val="21"/>
+        </w:rPr>
+        <w:t>&gt; Talked through the older half of the panel in general terms, without any specific case.</w:t>
       </w:r>
     </w:p>
     <w:p>
@@ -207,31 +407,7 @@
         <w:rPr>
           <w:sz w:val="21"/>
         </w:rPr>
-        <w:t>&gt; Referenced a session summary from a colleague in passing.</w:t>
-      </w:r>
-    </w:p>
-    <w:p>
-      <w:r>
-        <w:rPr>
-          <w:sz w:val="21"/>
-        </w:rPr>
-        <w:t>&gt; The new charting templates changed again last month, and that took up the first part of the conversation.</w:t>
-      </w:r>
-    </w:p>
-    <w:p>
-      <w:r>
-        <w:rPr>
-          <w:sz w:val="21"/>
-        </w:rPr>
-        <w:t>&gt; Described how the surgical workup list is triaged now compared with before.</w:t>
-      </w:r>
-    </w:p>
-    <w:p>
-      <w:r>
-        <w:rPr>
-          <w:sz w:val="21"/>
-        </w:rPr>
-        <w:t>&gt; Agreed to reconnect at a call later this month; nothing actionable this visit.</w:t>
+        <w:t>&gt; Described a preference for slower titration in general, unrelated to any particular patient.</w:t>
       </w:r>
     </w:p>
     <w:p>
@@ -247,7 +423,7 @@
           <w:b/>
           <w:sz w:val="21"/>
         </w:rPr>
-        <w:t>Hamish Marchetti, MD, Riverstone Comprehensive Epilepsy Clinic, Hartford, CT (RSM)</w:t>
+        <w:t>Sonali Wycliffe, MD, Windrow Neuroscience Center, Eugene, OR (RSM)</w:t>
       </w:r>
     </w:p>
     <w:p>
@@ -255,7 +431,7 @@
         <w:rPr>
           <w:sz w:val="21"/>
         </w:rPr>
-        <w:t>&gt; Titration habits came up in general terms; no specifics were discussed and none were offered.</w:t>
+        <w:t>&gt; Asked whether I would be at the meeting later this year.</w:t>
       </w:r>
     </w:p>
     <w:p>
@@ -263,7 +439,7 @@
         <w:rPr>
           <w:sz w:val="21"/>
         </w:rPr>
-        <w:t>&gt; Coverage paperwork is handled by one person here, which came up as a general frustration.</w:t>
+        <w:t>&gt; No specific request this time. Asked about safety and confirmed nothing to report.</w:t>
       </w:r>
     </w:p>
     <w:p>
@@ -271,7 +447,47 @@
         <w:rPr>
           <w:sz w:val="21"/>
         </w:rPr>
-        <w:t>&gt; Described how the refractory group is triaged now compared with before.</w:t>
+        <w:t>&gt; The practice lost the epilepsy fellow and has not backfilled, so clinic throughput looks better than last year.</w:t>
+      </w:r>
+    </w:p>
+    <w:p>
+      <w:r>
+        <w:rPr>
+          <w:sz w:val="21"/>
+        </w:rPr>
+        <w:t>&gt; The composition of the older half of the panel has shifted over the last year or two.</w:t>
+      </w:r>
+    </w:p>
+    <w:p>
+      <w:r>
+        <w:rPr>
+          <w:sz w:val="21"/>
+        </w:rPr>
+        <w:t>&gt; The new-patient backlog keeps slipping since the summer, which shapes how much time there is for anything else.</w:t>
+      </w:r>
+    </w:p>
+    <w:p>
+      <w:r>
+        <w:rPr>
+          <w:sz w:val="21"/>
+        </w:rPr>
+      </w:r>
+    </w:p>
+    <w:p>
+      <w:r>
+        <w:rPr>
+          <w:b/>
+          <w:sz w:val="21"/>
+        </w:rPr>
+        <w:t>Tobias Castellane, MD, Thornfield Regional Epilepsy Program, Eugene, OR (RSM)</w:t>
+      </w:r>
+    </w:p>
+    <w:p>
+      <w:r>
+        <w:rPr>
+          <w:sz w:val="21"/>
+        </w:rPr>
+        <w:t>&gt; Most of the discussion was about the scheduling system, which is still being sorted out.</w:t>
       </w:r>
     </w:p>
     <w:p>
@@ -287,15 +503,7 @@
         <w:rPr>
           <w:sz w:val="21"/>
         </w:rPr>
-      </w:r>
-    </w:p>
-    <w:p>
-      <w:r>
-        <w:rPr>
-          <w:b/>
-          <w:sz w:val="21"/>
-        </w:rPr>
-        <w:t>Eloise Thackeray, MD, Alder Point Neurology Associates, Oakland, CA (RSM)</w:t>
+        <w:t>&gt; Agreed to reconnect at the following quarter; no specific request.</w:t>
       </w:r>
     </w:p>
     <w:p>
@@ -303,23 +511,7 @@
         <w:rPr>
           <w:sz w:val="21"/>
         </w:rPr>
-        <w:t>&gt; An unhurried visit in the back office; the schedule was tight.</w:t>
-      </w:r>
-    </w:p>
-    <w:p>
-      <w:r>
-        <w:rPr>
-          <w:sz w:val="21"/>
-        </w:rPr>
-        <w:t>&gt; Onboarding the clinic pharmacist is the current preoccupation here.</w:t>
-      </w:r>
-    </w:p>
-    <w:p>
-      <w:r>
-        <w:rPr>
-          <w:sz w:val="21"/>
-        </w:rPr>
-        <w:t>&gt; Routine follow-up slots keeps slipping since the summer, which shapes how much time there is for anything else.</w:t>
+        <w:t>&gt; Asked whether I would be at the meeting later this year.</w:t>
       </w:r>
     </w:p>
     <w:p>
@@ -335,7 +527,7 @@
           <w:b/>
           <w:sz w:val="21"/>
         </w:rPr>
-        <w:t>Bram Merriwether, MD, Willowmere Neuroscience Center, Toledo, OH (RSM)</w:t>
+        <w:t>Jaromir Steinmetz, MD, Windrow Neuroscience Center, Lakeland, FL (AR)</w:t>
       </w:r>
     </w:p>
     <w:p>
@@ -343,7 +535,7 @@
         <w:rPr>
           <w:sz w:val="21"/>
         </w:rPr>
-        <w:t>&gt; A rushed meeting at the nurses' station, first one this quarter.</w:t>
+        <w:t>&gt; A short meeting in the shared office, first one this quarter.</w:t>
       </w:r>
     </w:p>
     <w:p>
@@ -351,95 +543,7 @@
         <w:rPr>
           <w:sz w:val="21"/>
         </w:rPr>
-        <w:t>&gt; Mentioned a review that circulated on the service but did not raise any specific finding.</w:t>
-      </w:r>
-    </w:p>
-    <w:p>
-      <w:r>
-        <w:rPr>
-          <w:sz w:val="21"/>
-        </w:rPr>
-        <w:t>&gt; The scheduling system is still being sorted out, and that took up the first part of the conversation.</w:t>
-      </w:r>
-    </w:p>
-    <w:p>
-      <w:r>
-        <w:rPr>
-          <w:sz w:val="21"/>
-        </w:rPr>
-      </w:r>
-    </w:p>
-    <w:p>
-      <w:r>
-        <w:rPr>
-          <w:b/>
-          <w:sz w:val="21"/>
-        </w:rPr>
-        <w:t>Valentina Kirkpatrick, MD, Fox Hollow Neurology Partners, Santa Fe, NM (AR)</w:t>
-      </w:r>
-    </w:p>
-    <w:p>
-      <w:r>
-        <w:rPr>
-          <w:sz w:val="21"/>
-        </w:rPr>
-        <w:t>&gt; An unexpectedly long conversation in the back office, mostly logistics.</w:t>
-      </w:r>
-    </w:p>
-    <w:p>
-      <w:r>
-        <w:rPr>
-          <w:sz w:val="21"/>
-        </w:rPr>
-        <w:t>&gt; Titration scheduling is handled by nursing staff, which the practice finds workable.</w:t>
-      </w:r>
-    </w:p>
-    <w:p>
-      <w:r>
-        <w:rPr>
-          <w:sz w:val="21"/>
-        </w:rPr>
-        <w:t>&gt; Asked whether I had seen a review that circulated on the service; I had not, and offered nothing in return.</w:t>
-      </w:r>
-    </w:p>
-    <w:p>
-      <w:r>
-        <w:rPr>
-          <w:sz w:val="21"/>
-        </w:rPr>
-        <w:t>&gt; Asked whether I would be at the meeting later this year.</w:t>
-      </w:r>
-    </w:p>
-    <w:p>
-      <w:r>
-        <w:rPr>
-          <w:sz w:val="21"/>
-        </w:rPr>
-        <w:t>&gt; Noted that formulary questions takes longer than the clinical decision and that this is not specific to any one product.</w:t>
-      </w:r>
-    </w:p>
-    <w:p>
-      <w:r>
-        <w:rPr>
-          <w:sz w:val="21"/>
-        </w:rPr>
-      </w:r>
-    </w:p>
-    <w:p>
-      <w:r>
-        <w:rPr>
-          <w:b/>
-          <w:sz w:val="21"/>
-        </w:rPr>
-        <w:t>Josefina Dellacroix, MD, Sandhill Neuroscience Center, Little Rock, AR (RSM)</w:t>
-      </w:r>
-    </w:p>
-    <w:p>
-      <w:r>
-        <w:rPr>
-          <w:sz w:val="21"/>
-        </w:rPr>
-        <w:t>&gt; Caught a full window in the back office between patients.</w:t>
+        <w:t>&gt; Referenced a case series someone forwarded in passing.</w:t>
       </w:r>
     </w:p>
     <w:p>
@@ -448,86 +552,6 @@
           <w:sz w:val="21"/>
         </w:rPr>
         <w:t>&gt; Described how the surgical workup list is triaged now compared with before.</w:t>
-      </w:r>
-    </w:p>
-    <w:p>
-      <w:r>
-        <w:rPr>
-          <w:sz w:val="21"/>
-        </w:rPr>
-        <w:t>&gt; Described a preference for slower titration in general, unrelated to any particular patient.</w:t>
-      </w:r>
-    </w:p>
-    <w:p>
-      <w:r>
-        <w:rPr>
-          <w:sz w:val="21"/>
-        </w:rPr>
-        <w:t>&gt; Referral patterns into this clinic have changed, and the refractory group is a bigger share than it was.</w:t>
-      </w:r>
-    </w:p>
-    <w:p>
-      <w:r>
-        <w:rPr>
-          <w:sz w:val="21"/>
-        </w:rPr>
-        <w:t>&gt; Asked whether I had seen a session summary from a colleague; I had not, and offered nothing in return.</w:t>
-      </w:r>
-    </w:p>
-    <w:p>
-      <w:r>
-        <w:rPr>
-          <w:sz w:val="21"/>
-        </w:rPr>
-      </w:r>
-    </w:p>
-    <w:p>
-      <w:r>
-        <w:rPr>
-          <w:b/>
-          <w:sz w:val="21"/>
-        </w:rPr>
-        <w:t>Felicity Ashgrove, MD, Foxglove Health Neurology, Missoula, MT (RSM)</w:t>
-      </w:r>
-    </w:p>
-    <w:p>
-      <w:r>
-        <w:rPr>
-          <w:sz w:val="21"/>
-        </w:rPr>
-        <w:t>&gt; A clipped meeting in the reading room, first one this quarter.</w:t>
-      </w:r>
-    </w:p>
-    <w:p>
-      <w:r>
-        <w:rPr>
-          <w:sz w:val="21"/>
-        </w:rPr>
-        <w:t>&gt; Talked through newly referred patients in general terms, without any specific case.</w:t>
-      </w:r>
-    </w:p>
-    <w:p>
-      <w:r>
-        <w:rPr>
-          <w:sz w:val="21"/>
-        </w:rPr>
-        <w:t>&gt; Monitoring intervals during titration are set by clinic routine here rather than by protocol.</w:t>
-      </w:r>
-    </w:p>
-    <w:p>
-      <w:r>
-        <w:rPr>
-          <w:sz w:val="21"/>
-        </w:rPr>
-        <w:t>&gt; Described how the refractory group is triaged now compared with before.</w:t>
-      </w:r>
-    </w:p>
-    <w:p>
-      <w:r>
-        <w:rPr>
-          <w:sz w:val="21"/>
-        </w:rPr>
-        <w:t>&gt; No materials requested. Safety items asked about and confirmed none.</w:t>
       </w:r>
     </w:p>
     <w:p>
